--- a/documents/Haverton Recruitment/3 Legal/Insurance Broker Brief.docx
+++ b/documents/Haverton Recruitment/3 Legal/Insurance Broker Brief.docx
@@ -378,7 +378,7 @@
               <w:spacing w:after="40" w:line="270"/>
             </w:pPr>
             <w:r>
-              <w:t xml:space="preserve">Kent, South East London and neighbouring counties</w:t>
+              <w:t xml:space="preserve">Permanent recruitment: clients across England. Temporary supply: pilot in Kent and South East London first, then region by region</w:t>
             </w:r>
           </w:p>
         </w:tc>
